--- a/Диплом/Захаров_Диплом_Титулы.docx
+++ b/Диплом/Захаров_Диплом_Титулы.docx
@@ -1163,21 +1163,7 @@
           <w:szCs w:val="26"/>
           <w:u w:val="single"/>
         </w:rPr>
-        <w:t>БР–УлГТУ–09.03.03–21/897</w:t>
-      </w:r>
-      <w:r>
-        <w:rPr>
-          <w:szCs w:val="26"/>
-          <w:u w:val="single"/>
-        </w:rPr>
-        <w:t>–</w:t>
-      </w:r>
-      <w:r>
-        <w:rPr>
-          <w:szCs w:val="26"/>
-          <w:u w:val="single"/>
-        </w:rPr>
-        <w:t>2025</w:t>
+        <w:t>БР–УлГТУ–09.03.03–21/897–2025</w:t>
       </w:r>
       <w:r>
         <w:rPr>
@@ -1717,14 +1703,6 @@
         </w:rPr>
         <w:br w:type="page"/>
       </w:r>
-    </w:p>
-    <w:p>
-      <w:pPr>
-        <w:jc w:val="center"/>
-        <w:rPr>
-          <w:szCs w:val="26"/>
-        </w:rPr>
-      </w:pPr>
     </w:p>
     <w:tbl>
       <w:tblPr>
@@ -1769,6 +1747,7 @@
                 <w:noProof/>
                 <w:lang w:eastAsia="ru-RU"/>
               </w:rPr>
+              <w:lastRenderedPageBreak/>
               <mc:AlternateContent>
                 <mc:Choice Requires="wps">
                   <w:drawing>
@@ -2732,9 +2711,6 @@
         <w:ind w:firstLine="0"/>
       </w:pPr>
       <w:r>
-        <w:rPr>
-          <w:highlight w:val="yellow"/>
-        </w:rPr>
         <w:t>Срок сдачи обучающимся законченной ВКР</w:t>
       </w:r>
       <w:r>
@@ -2750,9 +2726,6 @@
         </w:rPr>
       </w:pPr>
       <w:r>
-        <w:rPr>
-          <w:highlight w:val="yellow"/>
-        </w:rPr>
         <w:t>Исходные данные к ВКР</w:t>
       </w:r>
       <w:r>
@@ -2765,44 +2738,32 @@
         <w:rPr>
           <w:u w:val="single"/>
         </w:rPr>
-        <w:t xml:space="preserve">Разработать централизированное хранилище для хранения и обработки кадровых данных </w:t>
-      </w:r>
-      <w:r>
-        <w:rPr>
-          <w:u w:val="single"/>
-        </w:rPr>
-        <w:tab/>
-      </w:r>
-      <w:r>
-        <w:rPr>
+        <w:t xml:space="preserve">Для </w:t>
+      </w:r>
+      <w:r>
+        <w:rPr>
+          <w:szCs w:val="26"/>
           <w:u w:val="single"/>
         </w:rPr>
         <w:t>Ситуационного центра Губернатора Ульяновской области</w:t>
       </w:r>
       <w:r>
         <w:rPr>
-          <w:u w:val="single"/>
-        </w:rPr>
-        <w:tab/>
-      </w:r>
-      <w:r>
-        <w:rPr>
-          <w:u w:val="single"/>
-        </w:rPr>
-        <w:tab/>
-      </w:r>
-      <w:r>
-        <w:rPr>
-          <w:u w:val="single"/>
-        </w:rPr>
-        <w:tab/>
-      </w:r>
-      <w:r>
-        <w:rPr>
-          <w:u w:val="single"/>
-        </w:rPr>
-        <w:tab/>
-      </w:r>
+          <w:szCs w:val="26"/>
+          <w:u w:val="single"/>
+        </w:rPr>
+        <w:t xml:space="preserve"> необходимо разработать систему хранения и анализа кадровых данных на платформе </w:t>
+      </w:r>
+      <w:proofErr w:type="spellStart"/>
+      <w:r>
+        <w:rPr>
+          <w:szCs w:val="26"/>
+          <w:u w:val="single"/>
+          <w:lang w:val="en-US"/>
+        </w:rPr>
+        <w:t>Visiology</w:t>
+      </w:r>
+      <w:proofErr w:type="spellEnd"/>
       <w:r>
         <w:rPr>
           <w:u w:val="single"/>
@@ -4591,9 +4552,6 @@
         <w:ind w:firstLine="0"/>
       </w:pPr>
       <w:r>
-        <w:rPr>
-          <w:highlight w:val="yellow"/>
-        </w:rPr>
         <w:t>Дата выдачи задания</w:t>
       </w:r>
       <w:r>
